--- a/Cleargate_Руководство_по_развёртыванию.docx
+++ b/Cleargate_Руководство_по_развёртыванию.docx
@@ -2,6 +2,61 @@
 <file path=word/document.xml><?xml version="1.0" encoding="utf-8"?>
 <w:document xmlns:wpc="http://schemas.microsoft.com/office/word/2010/wordprocessingCanvas" xmlns:mc="http://schemas.openxmlformats.org/markup-compatibility/2006" xmlns:o="urn:schemas-microsoft-com:office:office" xmlns:r="http://schemas.openxmlformats.org/officeDocument/2006/relationships" xmlns:m="http://schemas.openxmlformats.org/officeDocument/2006/math" xmlns:v="urn:schemas-microsoft-com:vml" xmlns:wp14="http://schemas.microsoft.com/office/word/2010/wordprocessingDrawing" xmlns:wp="http://schemas.openxmlformats.org/drawingml/2006/wordprocessingDrawing" xmlns:w10="urn:schemas-microsoft-com:office:word" xmlns:w="http://schemas.openxmlformats.org/wordprocessingml/2006/main" xmlns:w14="http://schemas.microsoft.com/office/word/2010/wordml" xmlns:w15="http://schemas.microsoft.com/office/word/2012/wordml" xmlns:wpg="http://schemas.microsoft.com/office/word/2010/wordprocessingGroup" xmlns:wpi="http://schemas.microsoft.com/office/word/2010/wordprocessingInk" xmlns:wne="http://schemas.microsoft.com/office/word/2006/wordml" xmlns:wps="http://schemas.microsoft.com/office/word/2010/wordprocessingShape" xmlns:cx="http://schemas.microsoft.com/office/drawing/2014/chartex" xmlns:cx1="http://schemas.microsoft.com/office/drawing/2015/9/8/chartex" xmlns:cx2="http://schemas.microsoft.com/office/drawing/2015/10/21/chartex" xmlns:cx3="http://schemas.microsoft.com/office/drawing/2016/5/9/chartex" xmlns:cx4="http://schemas.microsoft.com/office/drawing/2016/5/10/chartex" xmlns:cx5="http://schemas.microsoft.com/office/drawing/2016/5/11/chartex" xmlns:cx6="http://schemas.microsoft.com/office/drawing/2016/5/12/chartex" xmlns:cx7="http://schemas.microsoft.com/office/drawing/2016/5/13/chartex" xmlns:cx8="http://schemas.microsoft.com/office/drawing/2016/5/14/chartex" xmlns:aink="http://schemas.microsoft.com/office/drawing/2016/ink" xmlns:am3d="http://schemas.microsoft.com/office/drawing/2017/model3d" xmlns:w16cex="http://schemas.microsoft.com/office/word/2018/wordml/cex" xmlns:w16cid="http://schemas.microsoft.com/office/word/2016/wordml/cid" xmlns:w16="http://schemas.microsoft.com/office/word/2018/wordml" xmlns:w16sdtdh="http://schemas.microsoft.com/office/word/2020/wordml/sdtdatahash" xmlns:w16se="http://schemas.microsoft.com/office/word/2015/wordml/symex" mc:Ignorable="w14 w15 wp14">
   <w:body>
+    <w:p>
+      <w:pPr>
+        <w:pBdr>
+          <w:top w:val="single" w:sz="8" w:color="2E75B6" w:space="4"/>
+          <w:left w:val="single" w:sz="8" w:color="2E75B6" w:space="4"/>
+          <w:bottom w:val="single" w:sz="8" w:color="2E75B6" w:space="4"/>
+          <w:right w:val="single" w:sz="8" w:color="2E75B6" w:space="4"/>
+        </w:pBdr>
+        <w:shd w:val="clear" w:fill="EAF3FB"/>
+        <w:spacing w:before="120" w:after="120"/>
+      </w:pPr>
+      <w:r>
+        <w:rPr>
+          <w:rFonts w:ascii="Arial" w:hAnsi="Arial" w:cs="Arial"/>
+          <w:b/>
+          <w:sz w:val="22"/>
+        </w:rPr>
+        <w:t xml:space="preserve">ℹ Обновление 2026-04-21 (Sprint B.1):</w:t>
+      </w:r>
+      <w:r>
+        <w:rPr>
+          <w:rFonts w:ascii="Arial" w:hAnsi="Arial" w:cs="Arial"/>
+          <w:sz w:val="22"/>
+        </w:rPr>
+        <w:t xml:space="preserve"> Пилотные пользователи теперь открывают </w:t>
+      </w:r>
+      <w:r>
+        <w:rPr>
+          <w:rFonts w:ascii="Consolas" w:hAnsi="Consolas" w:cs="Consolas"/>
+          <w:sz w:val="22"/>
+        </w:rPr>
+        <w:t xml:space="preserve">http://&lt;IP_сервера&gt;</w:t>
+      </w:r>
+      <w:r>
+        <w:rPr>
+          <w:rFonts w:ascii="Arial" w:hAnsi="Arial" w:cs="Arial"/>
+          <w:sz w:val="22"/>
+        </w:rPr>
+        <w:t xml:space="preserve"> без явного порта. Внутри хоста nginx на TCP/80 проксирует трафик на frontend (3000) и backend (8000). 3000 и 8000 по-прежнему доступны для диагностики. Если порт 80 занят IIS, остановите его: </w:t>
+      </w:r>
+      <w:r>
+        <w:rPr>
+          <w:rFonts w:ascii="Consolas" w:hAnsi="Consolas" w:cs="Consolas"/>
+          <w:sz w:val="22"/>
+        </w:rPr>
+        <w:t xml:space="preserve">Stop-Service W3SVC</w:t>
+      </w:r>
+      <w:r>
+        <w:rPr>
+          <w:rFonts w:ascii="Arial" w:hAnsi="Arial" w:cs="Arial"/>
+          <w:sz w:val="22"/>
+        </w:rPr>
+        <w:t xml:space="preserve">.</w:t>
+      </w:r>
+    </w:p>
     <w:p>
       <w:pPr>
         <w:spacing w:after="0" w:before="800"/>
@@ -706,7 +761,7 @@
                 <w:sz w:val="22"/>
                 <w:szCs w:val="22"/>
               </w:rPr>
-              <w:t xml:space="preserve">Порты 3000 и 8000 открыты для пилотных пользователей</w:t>
+              <w:t xml:space="preserve">Порт 80 открыт для пилотных пользователей (3000/8000 остаются доступны для диагностики)</w:t>
             </w:r>
           </w:p>
         </w:tc>
@@ -1287,7 +1342,7 @@
           <w:sz w:val="26"/>
           <w:szCs w:val="26"/>
         </w:rPr>
-        <w:t xml:space="preserve">http://&lt;IP_сервера&gt;:3000</w:t>
+        <w:t xml:space="preserve">http://&lt;IP_сервера&gt;</w:t>
       </w:r>
     </w:p>
     <w:p>
@@ -1731,7 +1786,7 @@
                 <w:sz w:val="22"/>
                 <w:szCs w:val="22"/>
               </w:rPr>
-              <w:t xml:space="preserve">Добавляет правила в Windows Firewall на порты 3000 и 8000 (входящий TCP)</w:t>
+              <w:t xml:space="preserve">Добавляет правила в Windows Firewall на порты 80, 3000 и 8000 (входящий TCP)</w:t>
             </w:r>
           </w:p>
         </w:tc>
@@ -3064,7 +3119,7 @@
                 <w:sz w:val="20"/>
                 <w:szCs w:val="20"/>
               </w:rPr>
-              <w:t xml:space="preserve">http://&lt;IP_СЕРВЕРА&gt;:8000</w:t>
+              <w:t xml:space="preserve">(пусто - same-origin через nginx)</w:t>
             </w:r>
           </w:p>
         </w:tc>
@@ -3130,7 +3185,7 @@
                 <w:sz w:val="20"/>
                 <w:szCs w:val="20"/>
               </w:rPr>
-              <w:t xml:space="preserve">ws://&lt;IP_СЕРВЕРА&gt;:8000</w:t>
+              <w:t xml:space="preserve">(пусто - same-origin через nginx)</w:t>
             </w:r>
           </w:p>
         </w:tc>
@@ -3326,7 +3381,7 @@
                 <w:sz w:val="20"/>
                 <w:szCs w:val="20"/>
               </w:rPr>
-              <w:t xml:space="preserve">New-NetFirewallRule -DisplayName "Cleargate Frontend" -Direction Inbound -Protocol TCP -LocalPort 3000 -Action Allow</w:t>
+              <w:t xml:space="preserve">New-NetFirewallRule -DisplayName "Cleargate Web (HTTP)" -Direction Inbound -Protocol TCP -LocalPort 80 -Action Allow</w:t>
             </w:r>
           </w:p>
           <w:p>
@@ -3340,7 +3395,7 @@
                 <w:sz w:val="20"/>
                 <w:szCs w:val="20"/>
               </w:rPr>
-              <w:t xml:space="preserve">New-NetFirewallRule -DisplayName "Cleargate Backend"  -Direction Inbound -Protocol TCP -LocalPort 8000 -Action Allow</w:t>
+              <w:t xml:space="preserve">New-NetFirewallRule -DisplayName "Cleargate Frontend"  -Direction Inbound -Protocol TCP -LocalPort 3000 -Action Allow</w:t>
             </w:r>
           </w:p>
         </w:tc>
@@ -3618,7 +3673,7 @@
                 <w:sz w:val="20"/>
                 <w:szCs w:val="20"/>
               </w:rPr>
-              <w:t xml:space="preserve">curl http://localhost:8000/health</w:t>
+              <w:t xml:space="preserve">curl http://localhost/health</w:t>
             </w:r>
           </w:p>
         </w:tc>
@@ -3699,7 +3754,7 @@
           <w:sz w:val="22"/>
           <w:szCs w:val="22"/>
         </w:rPr>
-        <w:t xml:space="preserve">Откройте в браузере Developer Tools (F12) → вкладку Network, попытайтесь загрузить файл и посмотрите, на какой URL идёт запрос. Если там localhost:8000 — проблема именно эта.</w:t>
+        <w:t xml:space="preserve">Откройте в браузере Developer Tools (F12) → вкладку Network, попытайтесь загрузить файл и посмотрите, на какой URL идёт запрос. Если там localhost:8000 или явный IP:3000 — NEXT_PUBLIC_* не пусты, пересоберите frontend (docker compose up -d --build frontend).</w:t>
       </w:r>
     </w:p>
     <w:p>
@@ -4080,7 +4135,7 @@
                 <w:sz w:val="20"/>
                 <w:szCs w:val="20"/>
               </w:rPr>
-              <w:t xml:space="preserve">New-NetFirewallRule -DisplayName "Cleargate Frontend" -Direction Inbound -Protocol TCP -LocalPort 3000 -Action Allow</w:t>
+              <w:t xml:space="preserve">New-NetFirewallRule -DisplayName "Cleargate Web (HTTP)" -Direction Inbound -Protocol TCP -LocalPort 80 -Action Allow</w:t>
             </w:r>
           </w:p>
           <w:p>
@@ -4094,7 +4149,7 @@
                 <w:sz w:val="20"/>
                 <w:szCs w:val="20"/>
               </w:rPr>
-              <w:t xml:space="preserve">New-NetFirewallRule -DisplayName "Cleargate Backend"  -Direction Inbound -Protocol TCP -LocalPort 8000 -Action Allow</w:t>
+              <w:t xml:space="preserve">New-NetFirewallRule -DisplayName "Cleargate Frontend"  -Direction Inbound -Protocol TCP -LocalPort 3000 -Action Allow</w:t>
             </w:r>
           </w:p>
         </w:tc>
@@ -4207,7 +4262,7 @@
           <w:sz w:val="26"/>
           <w:szCs w:val="26"/>
         </w:rPr>
-        <w:t xml:space="preserve">На хосте порт 8000 уже занят</w:t>
+        <w:t xml:space="preserve">На хосте порт 80 (или 8000) уже занят</w:t>
       </w:r>
     </w:p>
     <w:p>
@@ -4220,7 +4275,7 @@
           <w:sz w:val="22"/>
           <w:szCs w:val="22"/>
         </w:rPr>
-        <w:t xml:space="preserve">Если при запуске Docker сообщает, что порт 8000 недоступен, значит его уже занял другой процесс на сервере (например, WSL-релей другого сервиса). Проверьте, кто держит порт:</w:t>
+        <w:t xml:space="preserve">Если при запуске Docker сообщает, что порт 80 или 8000 недоступен, значит его уже занял другой процесс (часто IIS на Windows Server удерживает 80 — остановите его: Stop-Service W3SVC). Проверьте, кто держит порт:</w:t>
       </w:r>
     </w:p>
     <w:tbl>
@@ -4267,7 +4322,7 @@
                 <w:sz w:val="20"/>
                 <w:szCs w:val="20"/>
               </w:rPr>
-              <w:t xml:space="preserve">Get-NetTCPConnection -LocalPort 8000 | Select-Object LocalAddress,LocalPort,State,OwningProcess</w:t>
+              <w:t xml:space="preserve">Get-NetTCPConnection -LocalPort 80 | Select-Object LocalAddress,LocalPort,State,OwningProcess</w:t>
             </w:r>
           </w:p>
           <w:p>
